--- a/document_templates/Contracts/company/billet_a_ordre_caution_company.docx
+++ b/document_templates/Contracts/company/billet_a_ordre_caution_company.docx
@@ -409,19 +409,7 @@
           <w:szCs w:val="28"/>
           <w:lang w:val="en-US"/>
         </w:rPr>
-        <w:t xml:space="preserve"> agissant en qualité de caution, paierai contre le présent billet en cas de défaillance de “ ${company.denomination}</w:t>
-      </w:r>
-      <w:bookmarkStart w:id="0" w:name="_GoBack"/>
-      <w:bookmarkEnd w:id="0"/>
-      <w:r>
-        <w:rPr>
-          <w:rFonts w:hint="default" w:ascii="Times New Roman" w:hAnsi="Times New Roman" w:cs="Times New Roman"/>
-          <w:color w:val="C00000"/>
-          <w:sz w:val="28"/>
-          <w:szCs w:val="28"/>
-          <w:lang w:val="en-US"/>
-        </w:rPr>
-        <w:t xml:space="preserve">” débiteur principal </w:t>
+        <w:t xml:space="preserve"> agissant en qualité de caution, paierai contre le présent billet en cas de défaillance de “ ${company.denomination}” débiteur principal </w:t>
       </w:r>
     </w:p>
     <w:p>
@@ -994,7 +982,23 @@
                 <w:vertAlign w:val="baseline"/>
                 <w:lang w:val="en-US"/>
               </w:rPr>
-              <w:t>" ${civility} ${last_name}, ${first_name} "</w:t>
+              <w:t>" ${civility} ${last_name}</w:t>
+            </w:r>
+            <w:bookmarkStart w:id="0" w:name="_GoBack"/>
+            <w:bookmarkEnd w:id="0"/>
+            <w:r>
+              <w:rPr>
+                <w:rFonts w:hint="default" w:ascii="Times New Roman" w:hAnsi="Times New Roman" w:cs="Times New Roman"/>
+                <w:b/>
+                <w:bCs/>
+                <w:kern w:val="0"/>
+                <w:position w:val="0"/>
+                <w:sz w:val="28"/>
+                <w:szCs w:val="28"/>
+                <w:vertAlign w:val="baseline"/>
+                <w:lang w:val="en-US"/>
+              </w:rPr>
+              <w:t xml:space="preserve"> ${first_name} "</w:t>
             </w:r>
           </w:p>
         </w:tc>

--- a/document_templates/Contracts/company/billet_a_ordre_caution_company.docx
+++ b/document_templates/Contracts/company/billet_a_ordre_caution_company.docx
@@ -399,7 +399,21 @@
           <w:szCs w:val="28"/>
           <w:lang w:val="en-US"/>
         </w:rPr>
-        <w:t>${civility} ${last_name}, ${first_name}” titulaire de ${type_of_identity_document} : ${number_of_identity_document}</w:t>
+        <w:t>${civility} ${last_name}, ${first_name}” titulaire de ${type_of_identity_document</w:t>
+      </w:r>
+      <w:bookmarkStart w:id="0" w:name="_GoBack"/>
+      <w:bookmarkEnd w:id="0"/>
+      <w:r>
+        <w:rPr>
+          <w:rFonts w:hint="default" w:ascii="Times New Roman" w:hAnsi="Times New Roman" w:cs="Times New Roman"/>
+          <w:b/>
+          <w:bCs/>
+          <w:color w:val="C00000"/>
+          <w:sz w:val="28"/>
+          <w:szCs w:val="28"/>
+          <w:lang w:val="en-US"/>
+        </w:rPr>
+        <w:t>.fr} : ${number_of_identity_document}</w:t>
       </w:r>
       <w:r>
         <w:rPr>
@@ -982,23 +996,7 @@
                 <w:vertAlign w:val="baseline"/>
                 <w:lang w:val="en-US"/>
               </w:rPr>
-              <w:t>" ${civility} ${last_name}</w:t>
-            </w:r>
-            <w:bookmarkStart w:id="0" w:name="_GoBack"/>
-            <w:bookmarkEnd w:id="0"/>
-            <w:r>
-              <w:rPr>
-                <w:rFonts w:hint="default" w:ascii="Times New Roman" w:hAnsi="Times New Roman" w:cs="Times New Roman"/>
-                <w:b/>
-                <w:bCs/>
-                <w:kern w:val="0"/>
-                <w:position w:val="0"/>
-                <w:sz w:val="28"/>
-                <w:szCs w:val="28"/>
-                <w:vertAlign w:val="baseline"/>
-                <w:lang w:val="en-US"/>
-              </w:rPr>
-              <w:t xml:space="preserve"> ${first_name} "</w:t>
+              <w:t>" ${civility} ${last_name} ${first_name} "</w:t>
             </w:r>
           </w:p>
         </w:tc>

--- a/document_templates/Contracts/company/billet_a_ordre_caution_company.docx
+++ b/document_templates/Contracts/company/billet_a_ordre_caution_company.docx
@@ -399,7 +399,7 @@
           <w:szCs w:val="28"/>
           <w:lang w:val="en-US"/>
         </w:rPr>
-        <w:t>${civility} ${last_name}, ${first_name}” titulaire de ${type_of_identity_document</w:t>
+        <w:t>${civility} ${last_name}, ${first_name}” titulaire</w:t>
       </w:r>
       <w:bookmarkStart w:id="0" w:name="_GoBack"/>
       <w:bookmarkEnd w:id="0"/>
@@ -413,7 +413,7 @@
           <w:szCs w:val="28"/>
           <w:lang w:val="en-US"/>
         </w:rPr>
-        <w:t>.fr} : ${number_of_identity_document}</w:t>
+        <w:t xml:space="preserve"> ${type_of_identity_document.fr} : ${number_of_identity_document}</w:t>
       </w:r>
       <w:r>
         <w:rPr>
